--- a/交付成果/第三轮修订版/第三轮4周版/读书会16_突破生命的束缚_4周资料包（第三版修订）/Word版/第3周_突破路径与快乐的分层_主持人版.docx
+++ b/交付成果/第三轮修订版/第三轮4周版/读书会16_突破生命的束缚_4周资料包（第三版修订）/Word版/第3周_突破路径与快乐的分层_主持人版.docx
@@ -14104,6 +14104,81 @@
           <w:b w:val="0"/>
         </w:rPr>
         <w:t>&lt;!--EXT_READ--&gt;</w:t>
+      </w:r>
+    </w:p>
+    <w:p>
+      <w:r>
+        <w:rPr>
+          <w:b/>
+          <w:color w:val="1F3864"/>
+          <w:sz w:val="26"/>
+        </w:rPr>
+        <w:t>🖼 课件原图（源 PDF 渲染·供投屏）</w:t>
+      </w:r>
+    </w:p>
+    <w:p>
+      <w:pPr>
+        <w:ind w:left="170"/>
+        <w:pBdr>
+          <w:left w:val="single" w:sz="18" w:space="4" w:color="1F3864"/>
+        </w:pBdr>
+        <w:shd w:val="clear" w:fill="F2F5FA"/>
+      </w:pPr>
+      <w:r>
+        <w:rPr>
+          <w:b w:val="0"/>
+        </w:rPr>
+        <w:t>下列图片为正文标注「图形页／无法逐字提取／图版」处对应的</w:t>
+      </w:r>
+      <w:r>
+        <w:rPr>
+          <w:b/>
+        </w:rPr>
+        <w:t>源课件整页渲染</w:t>
+      </w:r>
+      <w:r>
+        <w:rPr>
+          <w:b w:val="0"/>
+        </w:rPr>
+        <w:t>（自知识库媒体导出后 pymupdf 渲染，最大宽约 1200px），供投屏或板书对照；每页标注源材料与页码。《共读原文》文字一字未改。</w:t>
+      </w:r>
+    </w:p>
+    <w:p>
+      <w:r>
+        <w:rPr>
+          <w:b/>
+        </w:rPr>
+        <w:t>拼版总图（整册缩略·目视定位用）</w:t>
+      </w:r>
+    </w:p>
+    <w:p>
+      <w:pPr>
+        <w:pStyle w:val="ListBullet"/>
+      </w:pPr>
+      <w:r>
+        <w:rPr>
+          <w:b w:val="0"/>
+        </w:rPr>
+        <w:t>（本周材料均为音声转写，无 PDF 课件／讲义，无拼版总图）</w:t>
+      </w:r>
+    </w:p>
+    <w:p>
+      <w:r>
+        <w:rPr>
+          <w:b/>
+        </w:rPr>
+        <w:t>图形页（目视定位所得）</w:t>
+      </w:r>
+    </w:p>
+    <w:p>
+      <w:pPr>
+        <w:pStyle w:val="ListBullet"/>
+      </w:pPr>
+      <w:r>
+        <w:rPr>
+          <w:b w:val="0"/>
+        </w:rPr>
+        <w:t>（本周材料均为音声转写，无 PDF 课件／讲义，无图形页）</w:t>
       </w:r>
     </w:p>
     <w:sectPr>

--- a/交付成果/第三轮修订版/第三轮4周版/读书会16_突破生命的束缚_4周资料包（第三版修订）/Word版/第3周_突破路径与快乐的分层_主持人版.docx
+++ b/交付成果/第三轮修订版/第三轮4周版/读书会16_突破生命的束缚_4周资料包（第三版修订）/Word版/第3周_突破路径与快乐的分层_主持人版.docx
@@ -1796,7 +1796,7 @@
         <w:rPr>
           <w:b w:val="0"/>
         </w:rPr>
-        <w:t>[00:00:00.000] 大家请科长。忙起来，李静好多。南无拉萨玛卡瓦多阿拉玛多萨玛三摩嘎萨，南无萨多阿拉哈多萨三摩嘎萨，南无拉萨嘎瓦多阿拉哈多桑马桑菩达萨，以及那位世尊阿拉汉正是抉者。啊，各位朋友晚上好啊。嗯。我买了，不用。我们讲到了。嗯。怎么看待这个无名呢哈？那。无明呢，是一直在伴随着我们的啊生命呢，一直到我们啊成佛或者证阿拉汉为止，才有可能彻底的断除无明。</w:t>
+        <w:t>[00:00:00.000] 大家请科长。忙起来，李静好多。南无拉萨玛卡瓦多阿拉玛多萨玛三摩嘎萨，南无萨多阿拉哈多萨三摩嘎萨，南无拉萨嘎瓦多阿拉哈多桑马桑菩达萨，以及那位世尊阿拉汉正是抉者。啊，各位朋友晚上好啊。嗯。我买了，不用。我们讲到了。嗯。怎么看待这个无明呢哈？那。无明呢，是一直在伴随着我们的啊生命呢，一直到我们啊成佛或者证阿拉汉为止，才有可能彻底的断除无明。</w:t>
       </w:r>
     </w:p>
     <w:p>
@@ -1811,7 +1811,7 @@
         <w:rPr>
           <w:b w:val="0"/>
         </w:rPr>
-        <w:t>[00:01:46.860] 好，那断除无名的过程呢，其实它就是啊，训练心的过程啊。那训练心的过程呢？</w:t>
+        <w:t>[00:01:46.860] 好，那断除无明的过程呢，其实它就是啊，训练心的过程啊。那训练心的过程呢？</w:t>
       </w:r>
     </w:p>
     <w:p>
@@ -2492,7 +2492,7 @@
         <w:rPr>
           <w:b w:val="0"/>
         </w:rPr>
-        <w:t>[00:45:26.000] 啊，那剑变得青筋是我们的剑，有什么问题呢？啊，我们前面讲到了。就是说我们不会去看这个事物的本来状态，我们没有能力对吧？好无名第一个是没有能力看到这个这个事物的本有的状态，为什么呢？我们这个所有的人数呢，它都有一个密集啊。</w:t>
+        <w:t>[00:45:26.000] 啊，那见变得青筋是我们的见，有什么问题呢？啊，我们前面讲到了。就是说我们不会去看这个事物的本来状态，我们没有能力对吧？好无明第一个是没有能力看到这个这个事物的本有的状态，为什么呢？我们这个所有的人数呢，它都有一个密集啊。</w:t>
       </w:r>
     </w:p>
     <w:p>
@@ -2642,7 +2642,7 @@
         <w:rPr>
           <w:b w:val="0"/>
         </w:rPr>
-        <w:t>[00:52:51.340] 好，那这个剑呢，就会变得不一样啊。这个时候，你至少在观察名色的时候，你的剑会被净化。好，那。接下来是度以青金，就是。我们的心在在那个。看到名色法的状态的时候，你是会清净，但是呢，你一下来以后，你依然这个会觉得有一个我他存在啊，那我们就还开始计较啊。</w:t>
+        <w:t>[00:52:51.340] 好，那这个见呢，就会变得不一样啊。这个时候，你至少在观察名色的时候，你的见会被净化。好，那。接下来是度以青金，就是。我们的心在在那个。看到名色法的状态的时候，你是会清净，但是呢，你一下来以后，你依然这个会觉得有一个我他存在啊，那我们就还开始计较啊。</w:t>
       </w:r>
     </w:p>
     <w:p>
@@ -2732,7 +2732,7 @@
         <w:rPr>
           <w:b w:val="0"/>
         </w:rPr>
-        <w:t>[00:55:21.440] 啊，为什么你这是男人？因为上生临死前，这个这个那个那个成熟那个业，那个无名爱曲里面，你倾向于哪人？啊，那你是个女人呢？因为你倾向于女人好，那你就会成为一个男的女人好。</w:t>
+        <w:t>[00:55:21.440] 啊，为什么你这是男人？因为上生临死前，这个这个那个那个成熟那个业，那个无明爱取里面，你倾向于哪人？啊，那你是个女人呢？因为你倾向于女人好，那你就会成为一个男的女人好。</w:t>
       </w:r>
     </w:p>
     <w:p>
@@ -2777,7 +2777,7 @@
         <w:rPr>
           <w:b w:val="0"/>
         </w:rPr>
-        <w:t>[00:55:59.930] 修路的时候呢，经过了一户人家，这个人家呢，有一个小女孩，长得很漂亮。啊，他呢，就看了一眼，他就觉得啊，好漂亮啊，这个人面桃花相面红，心里面默念了一下啊。结果他那一生死的时候呢，是那个修路的也成熟了。那修路的夜行书，它本身并不是去为那户人家那个漂亮女孩子去修路，对吧？但是呢，就是修路的那个夜里面呢，它就有这样的一个无名爱曲，觉得哇，好漂亮的女孩。结果呢，她那个叶就跟那个无名爱曲配对。那他的临终的时候呢，啊，这个这个成熟，然后下一生就变成一个漂亮女孩。啊，那这个就是呃，</w:t>
+        <w:t>[00:55:59.930] 修路的时候呢，经过了一户人家，这个人家呢，有一个小女孩，长得很漂亮。啊，他呢，就看了一眼，他就觉得啊，好漂亮啊，这个人面桃花相面红，心里面默念了一下啊。结果他那一生死的时候呢，是那个修路的也成熟了。那修路的夜行书，它本身并不是去为那户人家那个漂亮女孩子去修路，对吧？但是呢，就是修路的那个夜里面呢，它就有这样的一个无明爱取，觉得哇，好漂亮的女孩。结果呢，她那个业就跟那个无明爱取配对。那他的临终的时候呢，啊，这个这个成熟，然后下一生就变成一个漂亮女孩。啊，那这个就是呃，</w:t>
       </w:r>
     </w:p>
     <w:p>
@@ -2987,7 +2987,7 @@
         <w:rPr>
           <w:b w:val="0"/>
         </w:rPr>
-        <w:t>[01:02:12.200] 关的。这个污染啊。就是那个时候呢，你会感觉到你的观智非常锐利，你的智慧非常强，然后呢，比你修止的时候那个光呢还强，然后非常的欢喜啊。这个这个你觉得说这不就是涅盘吗？对啊，我就是涅盘了啊。这个时候呢，如果你生起这样的心呢，就是叫。道非道之间啊，就是你走向非道。</w:t>
+        <w:t>[01:02:12.200] 关的。这个污染啊。就是那个时候呢，你会感觉到你的观智非常锐利，你的智慧非常强，然后呢，比你修止的时候那个光呢还强，然后非常的欢喜啊。这个这个你觉得说这不就是涅槃吗？对啊，我就是涅槃了啊。这个时候呢，如果你生起这样的心呢，就是叫。道非道之间啊，就是你走向非道。</w:t>
       </w:r>
     </w:p>
     <w:p>
@@ -3182,7 +3182,7 @@
         <w:rPr>
           <w:b w:val="0"/>
         </w:rPr>
-        <w:t>[01:07:49.210] 比如说我们的出国，他就一定会把刚才那个邪见，我们经常有的这个邪见啊，要干掉啊啊，借禁曲啊，我论取啊啊，这些去除，然后呢，就对三宝的怀疑。啊就是彻底没有，它就要变成尽信啊。有清净的心好，那这样一个呢，就是这个嫉妒和强力呢会去除啊，所以这个心呢，就是根本的是获得了进化啊。好，那。这个这个这个这个时候呢，就称为叫智见清净。啊一个有出国的人呢，他的这种这个这个这个见解呢，啊，他就有这个解脱之见啊，他就有解脱之见啊。啊。</w:t>
+        <w:t>[01:07:49.210] 比如说我们的初果，他就一定会把刚才那个邪见，我们经常有的这个邪见啊，要干掉啊啊，戒禁取啊，我语取啊啊，这些去除，然后呢，就对三宝的怀疑。啊就是彻底没有，它就要变成尽信啊。有清净的心好，那这样一个呢，就是这个嫉妒和强力呢会去除啊，所以这个心呢，就是根本的是获得了净化啊。好，那。这个这个这个这个时候呢，就称为叫智见清净。啊一个有出国的人呢，他的这种这个这个这个见解呢，啊，他就有这个解脱之见啊，他就有解脱之见啊。啊。</w:t>
       </w:r>
     </w:p>
     <w:p>
@@ -3212,7 +3212,7 @@
         <w:rPr>
           <w:b w:val="0"/>
         </w:rPr>
-        <w:t>[01:09:15.360] 当我们新的进化，就有大利益，什么大利益呢？你正的出国，天天最多再轮七次。他就一定入般涅盘，不要再受苦了。好，那即使他没有立即发涅盘，那么他再也不会堕入恶趣。你不用担心会堕入恶趣啊，这个是心清净带来的价值和利益啊。</w:t>
+        <w:t>[01:09:15.360] 当我们新的净化，就有大利益，什么大利益呢？你正的初果，天天最多再轮七次。他就一定入般涅槃，不要再受苦了。好，那即使他没有立即发涅槃，那么他再也不会堕入恶趣。你不用担心会堕入恶趣啊，这个是心清净带来的价值和利益啊。</w:t>
       </w:r>
     </w:p>
     <w:p>
@@ -3227,7 +3227,7 @@
         <w:rPr>
           <w:b w:val="0"/>
         </w:rPr>
-        <w:t>[01:11:51.630] 所以我们的心的进化，佛陀讲说有大利益啊，就是这样来看呢。啊。所以因此呢，我们要好好的来去修习啊，我们心的进化啊，佛陀给出来的路呢，就是心不断的进化啊。那没有任何一件事情会比净化心更有利益更有价值。所以，你做的任何的生命的规划啊，都没有说定义说我净化自己的内心更有价值。</w:t>
+        <w:t>[01:11:51.630] 所以我们的心的净化，佛陀讲说有大利益啊，就是这样来看呢。啊。所以因此呢，我们要好好的来去修习啊，我们心的净化啊，佛陀给出来的路呢，就是心不断的进化啊。那没有任何一件事情会比净化心更有利益更有价值。所以，你做的任何的生命的规划啊，都没有说定义说我净化自己的内心更有价值。</w:t>
       </w:r>
     </w:p>
     <w:p>
@@ -3744,7 +3744,7 @@
         <w:rPr>
           <w:b w:val="0"/>
         </w:rPr>
-        <w:t>[01:11:48.540] 为什么呢？在佛陀就释迦牟尼佛，他当时被南门佛授记的时候，他叫须弥陀，叫苏梅达啊那。受记的时候，是跟他的那个菩提眷属是一起受记的，就是后面那个耶稣陀罗啊。他的耶稣陀罗是在佛陀，这个菩萨被授记是一起受记啊，但是他拿八朵莲花分了四朵给菩萨，让我们一起供佛，对吧？那那个难灯佛就跟他讲说，这个这个人呢，未来将会成为你的菩提眷树，他会给你很多的快乐，他会帮助你成功。</w:t>
+        <w:t>[01:11:48.540] 为什么呢？在佛陀就释迦牟尼佛，他当时被南门佛授记的时候，他叫须弥陀，叫苏梅达啊那。受记的时候，是跟他的那个菩提眷属是一起受记的，就是后面那个耶输陀罗啊。他的耶输陀罗是在佛陀，这个菩萨被授记是一起受记啊，但是他拿八朵莲花分了四朵给菩萨，让我们一起供佛，对吧？那那个难灯佛就跟他讲说，这个这个人呢，未来将会成为你的菩提眷树，他会给你很多的快乐，他会帮助你成功。</w:t>
       </w:r>
     </w:p>
     <w:p>
@@ -3834,7 +3834,7 @@
         <w:rPr>
           <w:b w:val="0"/>
         </w:rPr>
-        <w:t>[01:14:07.870] 那么古圣谛我们简单来讲呢，古圣地是什么呢？古圣地呢，你看巴利里面叫多卡。多卡呢，它其实是个组合词，它是一个不加卡的组合词。多的意思呢，就是啊，会坏掉啊，啊，这个会污烂呢啊，那么这个这个不圆满呢，啊，这个是都的意思看呢，就是受逼迫啊，坏掉啊，这个就是看所以它合起来的意思呢，就一种不圆满啊，受逼迫啊啊会坏掉的这样的一种存在状态呢，就是读卡。那么，但佛陀在形容杜卡的时候，他又讲说，生是杜卡，死是杜卡，老是杜卡，怨憎会，爱别离，求不得是杜康啊。所以，那么，因为这个东西在中国人理解就是很苦嘛，对吧？所以呢，</w:t>
+        <w:t>[01:14:07.870] 那么苦圣谛我们简单来讲呢，苦圣谛是什么呢？苦圣谛呢，你看巴利里面叫苦。苦呢，它其实是个组合词，它是一个不加卡的组合词。多的意思呢，就是啊，会坏掉啊，啊，这个会污烂呢啊，那么这个这个不圆满呢，啊，这个是都的意思看呢，就是受逼迫啊，坏掉啊，这个就是看所以它合起来的意思呢，就一种不圆满啊，受逼迫啊啊会坏掉的这样的一种存在状态呢，就是苦。那么，但佛陀在形容苦的时候，他又讲说，生是苦，死是苦，老是苦，怨憎会，爱别离，求不得是苦啊。所以，那么，因为这个东西在中国人理解就是很苦嘛，对吧？所以呢，</w:t>
       </w:r>
     </w:p>
     <w:p>
@@ -3879,7 +3879,7 @@
         <w:rPr>
           <w:b w:val="0"/>
         </w:rPr>
-        <w:t>[01:15:51.380] 那么心呢，要看到每一个性质刹那每一个性质差里呢，每一个心理素质，刚才讲那五十二个心锁要懂得认出来啊，那么认到这个程度发现说。不管是物质的部分还是精神的部分，它都刹那生灭，刹那生灭，你根本抓不住它，也没有一个我在里面。所以这个状态，你看到呢，我们称为你证得了苦谛。然后在修行里面就叫证得了苦谛。</w:t>
+        <w:t>[01:15:51.380] 那么心呢，要看到每一个性质刹那每一个性质差里呢，每一个心理素质，刚才讲那五十二个心所要懂得认出来啊，那么认到这个程度发现说。不管是物质的部分还是精神的部分，它都刹那生灭，刹那生灭，你根本抓不住它，也没有一个我在里面。所以这个状态，你看到呢，我们称为你证得了苦谛。然后在修行里面就叫证得了苦谛。</w:t>
       </w:r>
     </w:p>
     <w:p>
@@ -3894,7 +3894,7 @@
         <w:rPr>
           <w:b w:val="0"/>
         </w:rPr>
-        <w:t>[01:16:13.880] 那么在我们日常生活当中呢，简单来讲，就是说你遇到的一切全是杜卡所设。啊就这个这个这个不管是你喜欢不喜欢的啊，全部都是不圆满的比喻所逼迫的会坏掉的啊是无常的，它是苦破的是无我的啊，那如果我们看到看待人事物有这样一个基本态度，我们就不会。那么抓取就不会那么那么着急，对吧？因为它本来就是不圆满的，受逼迫的，会坏掉的无常苦我的你那么抓它干嘛呢？对吧？啊，那这个就是我们讲说日常生活中呢，四圣谛是虚体证的，所以在我的教导里面，我有讲说睁眼四圣谛和闭眼四圣地，闭眼是正力打坐。</w:t>
+        <w:t>[01:16:13.880] 那么在我们日常生活当中呢，简单来讲，就是说你遇到的一切全是苦所设。啊就这个这个这个不管是你喜欢不喜欢的啊，全部都是不圆满的比喻所逼迫的会坏掉的啊是无常的，它是苦破的是无我的啊，那如果我们看到看待人事物有这样一个基本态度，我们就不会。那么抓取就不会那么那么着急，对吧？因为它本来就是不圆满的，受逼迫的，会坏掉的无常苦我的你那么抓它干嘛呢？对吧？啊，那这个就是我们讲说日常生活中呢，四圣谛是虚体证的，所以在我的教导里面，我有讲说睁眼四圣谛和闭眼四圣地，闭眼是正力打坐。</w:t>
       </w:r>
     </w:p>
     <w:p>
@@ -3969,7 +3969,7 @@
         <w:rPr>
           <w:b w:val="0"/>
         </w:rPr>
-        <w:t>[01:18:35.145] 那为什么我们会轮回呢？因为我们就是对这个苦吧。我们不认账，或者认为他就是这样的，就是不认账，认为是这样，就无名就你不能正确的看问题，以及也不愿意正确的看问题，就是无名可爱呢，就解决这个东西一不断的这个变化的这琥珀的这个生命呢，嗯，是个你是你可以依靠的是唯一可以抓取的东西，就是可爱。这两个加在一起呢，你就会不断的轮回好。</w:t>
+        <w:t>[01:18:35.145] 那为什么我们会轮回呢？因为我们就是对这个苦吧。我们不认账，或者认为他就是这样的，就是不认账，认为是这样，就无明就你不能正确的看问题，以及也不愿意正确的看问题，就是无明可爱呢，就解决这个东西一不断的这个变化的这琥珀的这个生命呢，嗯，是个你是你可以依靠的是唯一可以抓取的东西，就是可爱。这两个加在一起呢，你就会不断的轮回好。</w:t>
       </w:r>
     </w:p>
     <w:p>
@@ -3984,7 +3984,7 @@
         <w:rPr>
           <w:b w:val="0"/>
         </w:rPr>
-        <w:t>[01:19:02.300] 这个简单来讲呢，就是这个集那么复杂一点来讲呢，它就是十二元气质啊。那因为十间原因呢，我们就这个大概说一这样的无名缘，行行缘时识缘，名色名色缘，六处处六处缘，处处缘色所缘大开缘，取取缘，有有缘生生缘老死筹备国有老生体，</w:t>
+        <w:t>[01:19:02.300] 这个简单来讲呢，就是这个集那么复杂一点来讲呢，它就是十二元气质啊。那因为十间原因呢，我们就这个大概说一这样的无明缘，行行缘时识缘，名色名色缘，六处处六处缘，处处缘色所缘大开缘，取取缘，有有缘生生缘老死筹备国有老生体，</w:t>
       </w:r>
     </w:p>
     <w:p>
@@ -4014,7 +4014,7 @@
         <w:rPr>
           <w:b w:val="0"/>
         </w:rPr>
-        <w:t>[01:19:30.050] 这个我们的生命怎么来的呢？那我们的生命呢，它是。上一生临死前最后成熟的那个叶啊，我们叫这个临临这个临时塑形啊啊，所以人呢，是夜生的。而不是有一个灵魂从上一层过来，或者某一个神识从上面过来，或者你是上帝创造的，或者你是什么样的，这个这个这个就这个母亲的，或者这个父这个这个父父母的精卵结合就是这样偶然发生的，它不是的，它精卵结合是一个基础。他是在上一生临死前成熟那个业那个业力在这里发生，这个是非就是佛法里面最玄妙的地方就在这个地方。</w:t>
+        <w:t>[01:19:30.050] 这个我们的生命怎么来的呢？那我们的生命呢，它是。上一生临死前最后成熟的那个业啊，我们叫这个临临这个临时塑形啊啊，所以人呢，是业生的。而不是有一个灵魂从上一层过来，或者某一个神识从上面过来，或者你是上帝创造的，或者你是什么样的，这个这个这个就这个母亲的，或者这个父这个这个父父母的精卵结合就是这样偶然发生的，它不是的，它精卵结合是一个基础。他是在上一生临死前成熟那个业那个业力在这里发生，这个是非就是佛法里面最玄妙的地方就在这个地方。</w:t>
       </w:r>
     </w:p>
     <w:p>
@@ -4254,7 +4254,7 @@
         <w:rPr>
           <w:b w:val="0"/>
         </w:rPr>
-        <w:t>[01:24:47.920] 啊八正道是什么？正见正思维、正义正业正命正精进正念正定。简单来讲就是正确的认知行为模式。</w:t>
+        <w:t>[01:24:47.920] 啊八正道是什么？正见正思维、正语正业正命正精进正念正定。简单来讲就是正确的认知行为模式。</w:t>
       </w:r>
     </w:p>
     <w:p>
@@ -4633,7 +4633,7 @@
         <w:rPr>
           <w:b w:val="0"/>
         </w:rPr>
-        <w:t>[00:27:43.740] 说涅槃是见证的，不是讨论的。因为什么呢？在你的认知世界里面压根就没有这个东西。你的认知世界只有泥土和稻草，没有没有涅槃的半毛关系。那涅槃是完全烦恼断除的，但是你完全是在烦恼的世界里生存，你怎么会有涅槃的理解呢？没有，所以佛陀在人家外道问他说，你讲的涅槃是什么东西？你讲我听一下，佛陀就默了。给你讲你也不懂，意思是这样浪费我的口舌，哎，这个就是差不多这样了啊，所以涅盘呢，它不是理想的东西，就是要提升，但是呢。</w:t>
+        <w:t>[00:27:43.740] 说涅槃是见证的，不是讨论的。因为什么呢？在你的认知世界里面压根就没有这个东西。你的认知世界只有泥土和稻草，没有没有涅槃的半毛关系。那涅槃是完全烦恼断除的，但是你完全是在烦恼的世界里生存，你怎么会有涅槃的理解呢？没有，所以佛陀在人家外道问他说，你讲的涅槃是什么东西？你讲我听一下，佛陀就默了。给你讲你也不懂，意思是这样浪费我的口舌，哎，这个就是差不多这样了啊，所以涅槃呢，它不是理想的东西，就是要提升，但是呢。</w:t>
       </w:r>
     </w:p>
     <w:p>
@@ -4663,7 +4663,7 @@
         <w:rPr>
           <w:b w:val="0"/>
         </w:rPr>
-        <w:t>[00:38:49.720] 那这是一个无名。为什么叫做无名呢？就是你认为生命才是。最重要的又就是无明。那什么是明呢？其实超越生命，不以生命的形式存在是最好的。你不懂，就是无明。啊，因为无名呢，你对生命有可爱，所以你就去追求各种食物。而追求食物过程中，你就会有接触，接触就会有感受，感受就会有爱，爱就会有直取，直取就会形成你的看法见解。你依着这个见解在这个轮回当中绕呢，你就一定生老病死愁非苦有了。</w:t>
+        <w:t>[00:38:49.720] 那这是一个无明。为什么叫做无明呢？就是你认为生命才是。最重要的又就是无明。那什么是明呢？其实超越生命，不以生命的形式存在是最好的。你不懂，就是无明。啊，因为无明呢，你对生命有可爱，所以你就去追求各种食物。而追求食物过程中，你就会有接触，接触就会有感受，感受就会有爱，爱就会有取，取就会形成你的看法见解。你依着这个见解在这个轮回当中绕呢，你就一定生老病死愁非苦有了。</w:t>
       </w:r>
     </w:p>
     <w:p>
@@ -4678,7 +4678,7 @@
         <w:rPr>
           <w:b w:val="0"/>
         </w:rPr>
-        <w:t>[00:39:29.980] 然后，这是我们十二元几支的冰箱，看懂了吗？好，那我们讲说。那为什么会有痛苦呢？就是下面这一堆东西。</w:t>
+        <w:t>[00:39:29.980] 然后，这是我们十二缘起支的冰箱，看懂了吗？好，那我们讲说。那为什么会有痛苦呢？就是下面这一堆东西。</w:t>
       </w:r>
     </w:p>
     <w:p>
@@ -6804,7 +6804,7 @@
         <w:rPr>
           <w:b w:val="0"/>
         </w:rPr>
-        <w:t>[00:02:35.220] 啊啊，可能很多人觉得说，我就是想让折磨有苦有乐啊，那是因为你没有体验过什么是真正的不折磨。啊，你体验过四场，你就不想要三场？你体验过三场，你不想要二场。你体验过非想非非想处定，你就不想要其他的定啊。你体验过这个这个烦恼的净除，你就不会想要那么多烦恼。啊，嗯。对这个是这个你没有到那个生命层次，你就不知道这个那个生命层次啊。</w:t>
+        <w:t>[00:02:35.220] 啊啊，可能很多人觉得说，我就是想让折磨有苦有乐啊，那是因为你没有体验过什么是真正的不折磨。啊，你体验过四禅，你就不想要三禅？你体验过三禅，你不想要二禅。你体验过非想非非想处定，你就不想要其他的定啊。你体验过这个这个烦恼的净除，你就不会想要那么多烦恼。啊，嗯。对这个是这个你没有到那个生命层次，你就不知道这个那个生命层次啊。</w:t>
       </w:r>
     </w:p>
     <w:p>
@@ -6834,7 +6834,7 @@
         <w:rPr>
           <w:b w:val="0"/>
         </w:rPr>
-        <w:t>[00:33:33.720] 回到露宿洗衣间最简单。回到对身体的觉察的。好。对那就很简单，比如说我们这个。这个吃饭。啊，觉得这个味道好好啊，感受很好，味蕾也很好，可以依靠吗？不可以依靠，为什么呢？你觉得很好，那一直吃啊，吃它五碗下去看看。他这种感受根本不可以依靠。对，那他只是讲说，诶代表着你的味蕾对这个东西比较敏感，你的身体对这个东西呃过去的响应标记呢啊比较好，然后你碰到了他就是这样的，它不可以依靠。嗯。然后呢，你禅修对吧？那禅修呢？</w:t>
+        <w:t>[00:33:33.720] 回到露宿洗衣间最简单。回到对身体的觉察的。好。对那就很简单，比如说我们这个。这个吃饭。啊，觉得这个味道好好啊，感受很好，味蕾也很好，可以依靠吗？不可以依靠，为什么呢？你觉得很好，那一直吃啊，吃它五碗下去看看。他这种感受根本不可以依靠。对，那他只是讲说，诶代表着你的味蕾对这个东西比较敏感，你的身体对这个东西呃过去的想蕴标记呢啊比较好，然后你碰到了他就是这样的，它不可以依靠。嗯。然后呢，你禅修对吧？那禅修呢？</w:t>
       </w:r>
     </w:p>
     <w:p>
@@ -6864,7 +6864,7 @@
         <w:rPr>
           <w:b w:val="0"/>
         </w:rPr>
-        <w:t>[00:35:12.800] 啊，但是入出席很舒服，这个东西呢，你四个小时可以舒服，你八个小时你能舒服就尽量让它舒服。你可以坐七天，可以舒服。</w:t>
+        <w:t>[00:35:12.800] 啊，但是入出息很舒服，这个东西呢，你四个小时可以舒服，你八个小时你能舒服就尽量让它舒服。你可以坐七天，可以舒服。</w:t>
       </w:r>
     </w:p>
     <w:p>
@@ -6894,7 +6894,7 @@
         <w:rPr>
           <w:b w:val="0"/>
         </w:rPr>
-        <w:t>[00:35:50.940] 女子可以依靠啊。所以呢，那简单来讲呢，凡是会这个这个跟感官相关的啊，这种这种感受呢，它都是不可以依靠的。啊，只要跟算法相关的感受呢，这都是可以依靠的。</w:t>
+        <w:t>[00:35:50.940] 因此可以依靠啊。所以呢，那简单来讲呢，凡是会这个这个跟感官相关的啊，这种这种感受呢，它都是不可以依靠的。啊，只要跟算法相关的感受呢，这都是可以依靠的。</w:t>
       </w:r>
     </w:p>
     <w:p>
@@ -7318,7 +7318,7 @@
         <w:rPr>
           <w:b w:val="0"/>
         </w:rPr>
-        <w:t>[00:09:03.720] 第二个是善行的快乐，就你去行善的那种快乐。心善有没有快乐？你们做义工很快乐，对。然后呢，第三个，以前我们说叫禅那的快乐，但其实禅那的快乐如果是我们展开它比较狭隘了。啊。那按照佛陀的教导呢，其实是念处的快乐。啊，四念处是唯一之道，佛陀说，四念处是唯一之道。只要我们的心在四念处善，在四念处的住处善啊，你就是在上那。啊，只要有上法它就会坏了。然后最高的快乐是变法的快乐。</w:t>
+        <w:t>[00:09:03.720] 第二个是善行的快乐，就你去行善的那种快乐。心善有没有快乐？你们做义工很快乐，对。然后呢，第三个，以前我们说叫禅那的快乐，但其实禅那的快乐如果是我们展开它比较狭隘了。啊。那按照佛陀的教导呢，其实是念处的快乐。啊，四念处是唯一之道，佛陀说，四念处是唯一之道。只要我们的心在四念处善，在四念处的住处善啊，你就是在上那。啊，只要有上法它就会坏了。然后最高的快乐是涅槃之乐。</w:t>
       </w:r>
     </w:p>
     <w:p>
@@ -7483,7 +7483,7 @@
         <w:rPr>
           <w:b w:val="0"/>
         </w:rPr>
-        <w:t>[00:14:17.160] 然后练出之了呢。练出这个的价值是什么？思念处误。这点书的价值是什么？思念处是唯一之道，唯一之道呢？唯一唯一的道去哪里呢？</w:t>
+        <w:t>[00:14:17.160] 然后念处之了呢。念处这个的价值是什么？念处误。这点书的价值是什么？念处是唯一之道，唯一之道呢？唯一唯一的道去哪里呢？</w:t>
       </w:r>
     </w:p>
     <w:p>
@@ -7498,7 +7498,7 @@
         <w:rPr>
           <w:b w:val="0"/>
         </w:rPr>
-        <w:t>[00:14:37.520] 去涅盘，对，念出它的价值，可以让我们倒下念头。那。念处的训练呢，它其实就是心的训练，它是我们内功德的训练。啊，我们经常讲说二十五种美心锁啊，跟二十五种美心相关的三十八种心锁的素质的训练啊，都要透由练出来去训练，就真正的心理的素质的训练，就通过练出来训练。</w:t>
+        <w:t>[00:14:37.520] 去涅槃，对，念处它的价值，可以让我们倒下念头。那。念处的训练呢，它其实就是心的训练，它是我们内功德的训练。啊，我们经常讲说二十五种美心所啊，跟二十五种美心相关的三十八种心所的素质的训练啊，都要透由念处来去训练，就真正的心理的素质的训练，就通过练出来训练。</w:t>
       </w:r>
     </w:p>
     <w:p>
@@ -7513,7 +7513,7 @@
         <w:rPr>
           <w:b w:val="0"/>
         </w:rPr>
-        <w:t>[00:15:11.640] 哎。那就把它说说下来，我们讲展开来讲，应该就是界定鬼三学。四念处是包含在这个界定三界里面的。</w:t>
+        <w:t>[00:15:11.640] 哎。那就把它说说下来，我们讲展开来讲，应该就是戒定慧三学。四念处是包含在这个界定三界里面的。</w:t>
       </w:r>
     </w:p>
     <w:p>
@@ -7543,7 +7543,7 @@
         <w:rPr>
           <w:b w:val="0"/>
         </w:rPr>
-        <w:t>[00:15:29.380] 好，那么涅槃之乐，涅槃之乐的价值是什么？涅盘的这样子。对，只有涅盘才是。超越了轮回。啊超越轮回可能很大家很难理解，就是因为你不知道轮回嘛。但是我们知道我们有生命，对吧？那涅槃是什么？涅槃超越什么？它不以这种生命的形式存在，也不能讲存在的存在。好。啊，我们都很爱惜我们的生命啊，觉得这个生命很宝贵啊。但是其实我们如果任何东西呀，我们说有一句话叫这个世上的一切东西呀，都经不起。凝视对吧？你认真看他一下，就觉得他有很多问题。这个生命也是经不起凝视。你再凝视一下，你一天变变老啊，</w:t>
+        <w:t>[00:15:29.380] 好，那么涅槃之乐，涅槃之乐的价值是什么？涅槃的这样子。对，只有涅槃才是。超越了轮回。啊超越轮回可能很大家很难理解，就是因为你不知道轮回嘛。但是我们知道我们有生命，对吧？那涅槃是什么？涅槃超越什么？它不以这种生命的形式存在，也不能讲存在的存在。好。啊，我们都很爱惜我们的生命啊，觉得这个生命很宝贵啊。但是其实我们如果任何东西呀，我们说有一句话叫这个世上的一切东西呀，都经不起。凝视对吧？你认真看他一下，就觉得他有很多问题。这个生命也是经不起凝视。你再凝视一下，你一天变变老啊，</w:t>
       </w:r>
     </w:p>
     <w:p>
@@ -7588,7 +7588,7 @@
         <w:rPr>
           <w:b w:val="0"/>
         </w:rPr>
-        <w:t>[00:18:10.460] 爱别离，怨憎会啊，求不得啊。哦。每天就喂它吃啊，喂它打扫啊，不洗澡啊，不行啊，对吧？所以我们两天刮胡子，就胡子拉渣都是白白的，现在。你你要每天都要为他做努力啊，你想不要干这种活。涅盘就不用再干这种活。超越的生命。啊。那超越生命呢？</w:t>
+        <w:t>[00:18:10.460] 爱别离，怨憎会啊，求不得啊。哦。每天就喂它吃啊，喂它打扫啊，不洗澡啊，不行啊，对吧？所以我们两天刮胡子，就胡子拉渣都是白白的，现在。你你要每天都要为他做努力啊，你想不要干这种活。涅槃就不用再干这种活。超越的生命。啊。那超越生命呢？</w:t>
       </w:r>
     </w:p>
     <w:p>
@@ -7693,7 +7693,7 @@
         <w:rPr>
           <w:b w:val="0"/>
         </w:rPr>
-        <w:t>[00:21:05.220] 好，那我们回过头来讲。我们要懂得。快乐是有层次的。什么是我们值得。只去追求的快乐。啊，感官的快乐能不能追求？追求会有什么问题？扇形的快乐，它的条件是什么？好念出的快乐是什么？涅槃的快乐是什么？这是不一样。</w:t>
+        <w:t>[00:21:05.220] 好，那我们回过头来讲。我们要懂得。快乐是有层次的。什么是我们值得。只去追求的快乐。啊，感官的快乐能不能追求？追求会有什么问题？扇形的快乐，它的条件是什么？好念处的快乐是什么？涅槃的快乐是什么？这是不一样。</w:t>
       </w:r>
     </w:p>
     <w:p>
@@ -7963,7 +7963,7 @@
         <w:rPr>
           <w:b w:val="0"/>
         </w:rPr>
-        <w:t>[00:47:53.920] 所以修行修行。修行的目的呢，是为了净化自信。修行不是说你开天眼啊，能看到这个天人啊，或者你有神通啊，或者能看风水啊。啊，或者能治病啊。啊，就这一个主持，这个大德啊，这个大和尚很厉害，既会看风水，又会治病。那是医生和温先生。他不是他不是修行啊啊技术对吧，啊但说这个人是不是很有修行呢，说他面对一切人事物的时候。他都不会生起那个不善心，就是他不造一切恶。那这个就是修行。那不管我们禅修啊，我们做任何事情呢，那目的就只有一个，就是净化其自性。</w:t>
+        <w:t>[00:47:53.920] 所以修行修行。修行的目的呢，是为了净化自心。修行不是说你开天眼啊，能看到这个天人啊，或者你有神通啊，或者能看风水啊。啊，或者能治病啊。啊，就这一个主持，这个大德啊，这个大和尚很厉害，既会看风水，又会治病。那是医生和温先生。他不是他不是修行啊啊技术对吧，啊但说这个人是不是很有修行呢，说他面对一切人事物的时候。他都不会生起那个不善心，就是他不造一切恶。那这个就是修行。那不管我们禅修啊，我们做任何事情呢，那目的就只有一个，就是净化其自性。</w:t>
       </w:r>
     </w:p>
     <w:p>
@@ -8222,7 +8222,7 @@
         <w:rPr>
           <w:b w:val="0"/>
         </w:rPr>
-        <w:t>[00:05:28.920] 这佛陀教导我们说，你要搞明白我们生命的真相啊。生命的真相呢，究竟上来看，就是究竟明德法以及他的缘起苦提灭道是分离。这是生命的真相。但是呢，生命它有很多层次，你苦集灭道对你来讲呢，其实是一个概念。诶你修不到零色法，你修不到缘起啊，你只能在概念上做一个理解。啊，但是生活当中呢，我们面对的事情呢，它是实实在在的啊。</w:t>
+        <w:t>[00:05:28.920] 这佛陀教导我们说，你要搞明白我们生命的真相啊。生命的真相呢，究竟上来看，就是究竟名色法以及他的缘起苦集灭道是分离。这是生命的真相。但是呢，生命它有很多层次，你苦集灭道对你来讲呢，其实是一个概念。诶你修不到名色法，你修不到缘起啊，你只能在概念上做一个理解。啊，但是生活当中呢，我们面对的事情呢，它是实实在在的啊。</w:t>
       </w:r>
     </w:p>
     <w:p>
@@ -8282,7 +8282,7 @@
         <w:rPr>
           <w:b w:val="0"/>
         </w:rPr>
-        <w:t>[00:07:07.080] 啊。在播放里面，快乐有四种层次，第一种层次就是感官的快乐。啊，这个是百分之九十九点九的人的一生当中所努力追求的东西。啊，第二个是上心的快乐。就你做好事是有快乐，你来大佛寺来做义工是有快乐的。嗯，对吧？你来这个听佛法，你是有快乐的。然后，你去把你的佛法传播给别人啊，去引导别人，别人收获了你很快乐，也许你没有任何你，你没得到什么，人家没给你钱，但你挺快乐啊。今天大家坐在这里，这个很认真听我讲法，我也很快乐啊，我有快乐，这是什么善法的快乐。就你不需要去获得感官层面上的东西，你也有快乐，就是散发的快乐。</w:t>
+        <w:t>[00:07:07.080] 啊。在播放里面，快乐有四种层次，第一种层次就是感官的快乐。啊，这个是百分之九十九点九的人的一生当中所努力追求的东西。啊，第二个是善心的快乐。就你做好事是有快乐，你来大佛寺来做义工是有快乐的。嗯，对吧？你来这个听佛法，你是有快乐的。然后，你去把你的佛法传播给别人啊，去引导别人，别人收获了你很快乐，也许你没有任何你，你没得到什么，人家没给你钱，但你挺快乐啊。今天大家坐在这里，这个很认真听我讲法，我也很快乐啊，我有快乐，这是什么善法的快乐。就你不需要去获得感官层面上的东西，你也有快乐，就是散发的快乐。</w:t>
       </w:r>
     </w:p>
     <w:p>
@@ -8357,7 +8357,7 @@
         <w:rPr>
           <w:b w:val="0"/>
         </w:rPr>
-        <w:t>[00:09:22.680] 第四个层面呢，就是最大的快乐，就是涅槃的快乐。涅盘是什么呢？啊。你还会干嘛？啊。涅槃是去美国还是去月球？所以我们很多人认为涅槃是一个可以去的地方。不是这样的，涅槃涅槃是当你的烦恼完全断定的时候，那个状态就会你自己就体验到。所以呢，有的人讲说，涅盘就在你当下。的那也不对，那你当下给我那盘看看。你涅槃不出来了，因为它就是涅槃。只有你烦恼断定，或者道士升起的那一刻，你的心就会取那种涅槃，那种没有名色的，那种寂静的。</w:t>
+        <w:t>[00:09:22.680] 第四个层面呢，就是最大的快乐，就是涅槃的快乐。涅槃是什么呢？啊。你还会干嘛？啊。涅槃是去美国还是去月球？所以我们很多人认为涅槃是一个可以去的地方。不是这样的，涅槃涅槃是当你的烦恼完全断定的时候，那个状态就会你自己就体验到。所以呢，有的人讲说，涅槃就在你当下。的那也不对，那你当下给我那盘看看。你涅槃不出来了，因为它就是涅槃。只有你烦恼断定，或者道士升起的那一刻，你的心就会取那种涅槃，那种没有名色的，那种寂静的。</w:t>
       </w:r>
     </w:p>
     <w:p>
@@ -8372,7 +8372,7 @@
         <w:rPr>
           <w:b w:val="0"/>
         </w:rPr>
-        <w:t>[00:10:12.140] 涅盘为所缘，那你心会转到哪里去？嗯。对，当你证得阿拉汉，你烦恼完全灭尽，证了阿拉汉以后，你这一生的这个起生命灭掉，你这个生命死掉，你将再也不会有新的生命出现。啊，无云涅盘就再不会有生命出现，你超越了生命，你超越了轮回。啊，你不再以生命的形式存在？但不能够用生命的角度来讲的那种存在。你没法理解的那种存在。那我们对应过来是四种。</w:t>
+        <w:t>[00:10:12.140] 涅槃为所缘，那你心会转到哪里去？嗯。对，当你证得阿拉汉，你烦恼完全灭尽，证了阿拉汉以后，你这一生的这个起生命灭掉，你这个生命死掉，你将再也不会有新的生命出现。啊，无云涅槃就再不会有生命出现，你超越了生命，你超越了轮回。啊，你不再以生命的形式存在？但不能够用生命的角度来讲的那种存在。你没法理解的那种存在。那我们对应过来是四种。</w:t>
       </w:r>
     </w:p>
     <w:p>
@@ -8627,7 +8627,7 @@
         <w:rPr>
           <w:b w:val="0"/>
         </w:rPr>
-        <w:t>[00:30:10.520] 一个人体验过禅那寂静的时候，他会发现起心动念都是一种负担。说为什么大家讲说涅盘是寂静。就寂静怎么会快乐呢？你体验过寂静的时候，你就知道所有的心的波动都是一种负担。不好玩。层次没有到哪，可以慢慢买。好，那。一个现在啊。这个前面三层快乐的人呢？他就要不断的追求。这个快乐的来源了啊，他就要索取这些快乐的目标。那这些目标呢？</w:t>
+        <w:t>[00:30:10.520] 一个人体验过禅那寂静的时候，他会发现起心动念都是一种负担。说为什么大家讲说涅槃是寂静。就寂静怎么会快乐呢？你体验过寂静的时候，你就知道所有的心的波动都是一种负担。不好玩。层次没有到哪，可以慢慢买。好，那。一个现在啊。这个前面三层快乐的人呢？他就要不断的追求。这个快乐的来源了啊，他就要索取这些快乐的目标。那这些目标呢？</w:t>
       </w:r>
     </w:p>
     <w:p>

--- a/交付成果/第三轮修订版/第三轮4周版/读书会16_突破生命的束缚_4周资料包（第三版修订）/Word版/第3周_突破路径与快乐的分层_主持人版.docx
+++ b/交付成果/第三轮修订版/第三轮4周版/读书会16_突破生命的束缚_4周资料包（第三版修订）/Word版/第3周_突破路径与快乐的分层_主持人版.docx
@@ -2492,7 +2492,7 @@
         <w:rPr>
           <w:b w:val="0"/>
         </w:rPr>
-        <w:t>[00:45:26.000] 啊，那见变得青筋是我们的见，有什么问题呢？啊，我们前面讲到了。就是说我们不会去看这个事物的本来状态，我们没有能力对吧？好无明第一个是没有能力看到这个这个事物的本有的状态，为什么呢？我们这个所有的人数呢，它都有一个密集啊。</w:t>
+        <w:t>[00:45:26.000] 啊，那见变得清净是我们的见，有什么问题呢？啊，我们前面讲到了。就是说我们不会去看这个事物的本来状态，我们没有能力对吧？好无明第一个是没有能力看到这个这个事物的本有的状态，为什么呢？我们这个所有的人数呢，它都有一个密集啊。</w:t>
       </w:r>
     </w:p>
     <w:p>
@@ -2642,7 +2642,7 @@
         <w:rPr>
           <w:b w:val="0"/>
         </w:rPr>
-        <w:t>[00:52:51.340] 好，那这个见呢，就会变得不一样啊。这个时候，你至少在观察名色的时候，你的见会被净化。好，那。接下来是度以青金，就是。我们的心在在那个。看到名色法的状态的时候，你是会清净，但是呢，你一下来以后，你依然这个会觉得有一个我他存在啊，那我们就还开始计较啊。</w:t>
+        <w:t>[00:52:51.340] 好，那这个见呢，就会变得不一样啊。这个时候，你至少在观察名色的时候，你的见会被净化。好，那。接下来是度疑清净，就是。我们的心在在那个。看到名色法的状态的时候，你是会清净，但是呢，你一下来以后，你依然这个会觉得有一个我他存在啊，那我们就还开始计较啊。</w:t>
       </w:r>
     </w:p>
     <w:p>
@@ -2777,7 +2777,7 @@
         <w:rPr>
           <w:b w:val="0"/>
         </w:rPr>
-        <w:t>[00:55:59.930] 修路的时候呢，经过了一户人家，这个人家呢，有一个小女孩，长得很漂亮。啊，他呢，就看了一眼，他就觉得啊，好漂亮啊，这个人面桃花相面红，心里面默念了一下啊。结果他那一生死的时候呢，是那个修路的也成熟了。那修路的夜行书，它本身并不是去为那户人家那个漂亮女孩子去修路，对吧？但是呢，就是修路的那个夜里面呢，它就有这样的一个无明爱取，觉得哇，好漂亮的女孩。结果呢，她那个业就跟那个无明爱取配对。那他的临终的时候呢，啊，这个这个成熟，然后下一生就变成一个漂亮女孩。啊，那这个就是呃，</w:t>
+        <w:t>[00:55:59.930] 修路的时候呢，经过了一户人家，这个人家呢，有一个小女孩，长得很漂亮。啊，他呢，就看了一眼，他就觉得啊，好漂亮啊，这个人面桃花相面红，心里面默念了一下啊。结果他那一生死的时候呢，是那个修路的也成熟了。那修路的业相，它本身并不是去为那户人家那个漂亮女孩子去修路，对吧？但是呢，就是修路的那个夜里面呢，它就有这样的一个无明爱取，觉得哇，好漂亮的女孩。结果呢，她那个业就跟那个无明爱取配对。那他的临终的时候呢，啊，这个这个成熟，然后下一生就变成一个漂亮女孩。啊，那这个就是呃，</w:t>
       </w:r>
     </w:p>
     <w:p>
@@ -3864,7 +3864,7 @@
         <w:rPr>
           <w:b w:val="0"/>
         </w:rPr>
-        <w:t>[01:15:25.720] 无曲印是苦，无曲印呢，就是从微观层面讲的。宏观层面就是生老病死啊，别的样怎会求不得啊？那么微观的层面就无曲印是苦无曲印呢，就要通过啊，这个修修定修观才能看到，就像碎掉我们身体看到你最基本的组成元素。我们讲地水火风，佛教讲四大对吧，四大所造是它四大，那看到四大。</w:t>
+        <w:t>[01:15:25.720] 五取蕴是苦，五取蕴呢，就是从微观层面讲的。宏观层面就是生老病死啊，别的样怎会求不得啊？那么微观的层面就五取蕴是苦五取蕴呢，就要通过啊，这个修修定修观才能看到，就像碎掉我们身体看到你最基本的组成元素。我们讲地水火风，佛教讲四大对吧，四大所造是它四大，那看到四大。</w:t>
       </w:r>
     </w:p>
     <w:p>
@@ -3984,7 +3984,7 @@
         <w:rPr>
           <w:b w:val="0"/>
         </w:rPr>
-        <w:t>[01:19:02.300] 这个简单来讲呢，就是这个集那么复杂一点来讲呢，它就是十二元气质啊。那因为十间原因呢，我们就这个大概说一这样的无明缘，行行缘时识缘，名色名色缘，六处处六处缘，处处缘色所缘大开缘，取取缘，有有缘生生缘老死筹备国有老生体，</w:t>
+        <w:t>[01:19:02.300] 这个简单来讲呢，就是这个集那么复杂一点来讲呢，它就是十二元气质啊。那因为十间原因呢，我们就这个大概说一这样的无明缘，行缘识，名色名色缘，六处处六处缘，处处缘色所缘大开缘，取取缘，有有缘生生缘老死筹备国有老生体，</w:t>
       </w:r>
     </w:p>
     <w:p>
@@ -6834,7 +6834,7 @@
         <w:rPr>
           <w:b w:val="0"/>
         </w:rPr>
-        <w:t>[00:33:33.720] 回到露宿洗衣间最简单。回到对身体的觉察的。好。对那就很简单，比如说我们这个。这个吃饭。啊，觉得这个味道好好啊，感受很好，味蕾也很好，可以依靠吗？不可以依靠，为什么呢？你觉得很好，那一直吃啊，吃它五碗下去看看。他这种感受根本不可以依靠。对，那他只是讲说，诶代表着你的味蕾对这个东西比较敏感，你的身体对这个东西呃过去的想蕴标记呢啊比较好，然后你碰到了他就是这样的，它不可以依靠。嗯。然后呢，你禅修对吧？那禅修呢？</w:t>
+        <w:t>[00:33:33.720] 回到入出息念最简单。回到对身体的觉察的。好。对那就很简单，比如说我们这个。这个吃饭。啊，觉得这个味道好好啊，感受很好，味蕾也很好，可以依靠吗？不可以依靠，为什么呢？你觉得很好，那一直吃啊，吃它五碗下去看看。他这种感受根本不可以依靠。对，那他只是讲说，诶代表着你的味蕾对这个东西比较敏感，你的身体对这个东西呃过去的想蕴标记呢啊比较好，然后你碰到了他就是这样的，它不可以依靠。嗯。然后呢，你禅修对吧？那禅修呢？</w:t>
       </w:r>
     </w:p>
     <w:p>
@@ -7318,7 +7318,7 @@
         <w:rPr>
           <w:b w:val="0"/>
         </w:rPr>
-        <w:t>[00:09:03.720] 第二个是善行的快乐，就你去行善的那种快乐。心善有没有快乐？你们做义工很快乐，对。然后呢，第三个，以前我们说叫禅那的快乐，但其实禅那的快乐如果是我们展开它比较狭隘了。啊。那按照佛陀的教导呢，其实是念处的快乐。啊，四念处是唯一之道，佛陀说，四念处是唯一之道。只要我们的心在四念处善，在四念处的住处善啊，你就是在上那。啊，只要有上法它就会坏了。然后最高的快乐是涅槃之乐。</w:t>
+        <w:t>[00:09:03.720] 第二个是善行的快乐，就你去行善的那种快乐。心善有没有快乐？你们做义工很快乐，对。然后呢，第三个，以前我们说叫禅那的快乐，但其实禅那的快乐如果是我们展开它比较狭隘了。啊。那按照佛陀的教导呢，其实是念处的快乐。啊，四念处是唯一之道，佛陀说，四念处是唯一之道。只要我们的心在四念处善，在四念处的住处善啊，你就是禅那。啊，只要有上法它就会坏了。然后最高的快乐是涅槃之乐。</w:t>
       </w:r>
     </w:p>
     <w:p>

--- a/交付成果/第三轮修订版/第三轮4周版/读书会16_突破生命的束缚_4周资料包（第三版修订）/Word版/第3周_突破路径与快乐的分层_主持人版.docx
+++ b/交付成果/第三轮修订版/第三轮4周版/读书会16_突破生命的束缚_4周资料包（第三版修订）/Word版/第3周_突破路径与快乐的分层_主持人版.docx
@@ -3268,14 +3268,6 @@
     <w:p>
       <w:r>
         <w:rPr>
-          <w:b w:val="0"/>
-        </w:rPr>
-        <w:t>[generated, not original text]</w:t>
-      </w:r>
-    </w:p>
-    <w:p>
-      <w:r>
-        <w:rPr>
           <w:b/>
           <w:color w:val="1F3864"/>
           <w:sz w:val="23"/>
@@ -4104,7 +4096,7 @@
         <w:rPr>
           <w:b w:val="0"/>
         </w:rPr>
-        <w:t>[01:21:55.430] 那为什么呢？天上就是女众比男众多，对这个天女男女比例失衡啊，原因呢，就是因为在人类里面这个吕宙啊，它就是比较。任劳任怨做比较多的事情，然后呢，他们慈爱心比较足，所以他这个你看，这个这个在所有宗教里面，在在护持大部分都是女众啊，所以他们做了很多善事，在死亡以后都在天界。这个男的呢，就比较不愿意。我想你死掉以后就来回跑。对，所以现在呢，就男女众比例严重失调。</w:t>
+        <w:t>[01:21:55.430] 那为什么呢？天上就是女众比男众多，对这个天女男女比例失衡啊，原因呢，就是因为在人类里面这个女众啊，它就是比较。任劳任怨做比较多的事情，然后呢，他们慈爱心比较足，所以他这个你看，这个这个在所有宗教里面，在在护持大部分都是女众啊，所以他们做了很多善事，在死亡以后都在天界。这个男的呢，就比较不愿意。我想你死掉以后就来回跑。对，所以现在呢，就男女众比例严重失调。</w:t>
       </w:r>
     </w:p>
     <w:p>
@@ -4298,14 +4290,6 @@
     <w:p>
       <w:r>
         <w:rPr>
-          <w:b w:val="0"/>
-        </w:rPr>
-        <w:t>[generated, not original text]</w:t>
-      </w:r>
-    </w:p>
-    <w:p>
-      <w:r>
-        <w:rPr>
           <w:b/>
           <w:color w:val="1F3864"/>
           <w:sz w:val="23"/>
@@ -4687,14 +4671,6 @@
           <w:b w:val="0"/>
         </w:rPr>
         <w:t>（以上音声文字由 fetch(type=media_id) 取回，逐字照录，未作改写。原文转写中的明显同音错字——如「无名→无明」「直取→取」「十二元几支→十二缘起支」等——照录原样，主持人朗读时按括注正字。）</w:t>
-      </w:r>
-    </w:p>
-    <w:p>
-      <w:r>
-        <w:rPr>
-          <w:b w:val="0"/>
-        </w:rPr>
-        <w:t>[generated, not original text]</w:t>
       </w:r>
     </w:p>
     <w:p>
@@ -6923,14 +6899,6 @@
     <w:p>
       <w:r>
         <w:rPr>
-          <w:b w:val="0"/>
-        </w:rPr>
-        <w:t>[generated, not original text]</w:t>
-      </w:r>
-    </w:p>
-    <w:p>
-      <w:r>
-        <w:rPr>
           <w:b/>
           <w:color w:val="1F3864"/>
           <w:sz w:val="23"/>
@@ -7333,7 +7301,7 @@
         <w:rPr>
           <w:b w:val="0"/>
         </w:rPr>
-        <w:t>[00:09:54.240] 那么感官的快乐，它的价值是什么呢？散光的判断是什么加一什么加的？啊活的对，还有呢。对反衍对吧，反衍。就是生存和物种的繁衍。感官的快乐，它的价值就在这里面。如果你不能够通过感官去获得快乐，你就不知道怎么活。你为。这个。外面的土也可以吃，对吧？因为体验不出来这个。我们天湖市的斋饭好吃呢，还是外面的泥土好吃？没有区别。你的味蕾无法分辨出泥土和开饭的区别的时候，你就会可以吃土。吃土呢，可能就会把你吃死掉，对吧？</w:t>
+        <w:t>[00:09:54.240] 那么感官的快乐，它的价值是什么呢？散光的判断是什么加一什么加的？啊活的对，还有呢。对，繁衍对吧，繁衍。就是生存和物种的繁衍。感官的快乐，它的价值就在这里面。如果你不能够通过感官去获得快乐，你就不知道怎么活。你为。这个。外面的土也可以吃，对吧？因为体验不出来这个。我们天湖市的斋饭好吃呢，还是外面的泥土好吃？没有区别。你的味蕾无法分辨出泥土和开饭的区别的时候，你就会可以吃土。吃土呢，可能就会把你吃死掉，对吧？</w:t>
       </w:r>
     </w:p>
     <w:p>
@@ -7483,7 +7451,7 @@
         <w:rPr>
           <w:b w:val="0"/>
         </w:rPr>
-        <w:t>[00:14:17.160] 然后念处之了呢。念处这个的价值是什么？念处误。这点书的价值是什么？念处是唯一之道，唯一之道呢？唯一唯一的道去哪里呢？</w:t>
+        <w:t>[00:14:17.160] 然后念处之乐呢。念处这个的价值是什么？念处误。这点书的价值是什么？念处是唯一之道，唯一之道呢？唯一唯一的道去哪里呢？</w:t>
       </w:r>
     </w:p>
     <w:p>
@@ -7513,7 +7481,7 @@
         <w:rPr>
           <w:b w:val="0"/>
         </w:rPr>
-        <w:t>[00:15:11.640] 哎。那就把它说说下来，我们讲展开来讲，应该就是戒定慧三学。四念处是包含在这个界定三界里面的。</w:t>
+        <w:t>[00:15:11.640] 哎。那就把它说说下来，我们讲展开来讲，应该就是戒定慧三学。四念处是包含在这个戒定慧三学里面的。</w:t>
       </w:r>
     </w:p>
     <w:p>
@@ -7753,7 +7721,7 @@
         <w:rPr>
           <w:b w:val="0"/>
         </w:rPr>
-        <w:t>[00:29:12.980] 啊什么保护机制对吧。啊，简单来讲呢，就是说凡是对你的生存和物种繁衍能够带来帮助的那些。目标，你接触到它，你就应该感觉到快乐。相反的，如果对你的生存和物种繁衍可能带来伤害的，你接触到它，你就必须感到痛苦。所以对于感官的快乐和痛苦，它的目的就是这个用的。就为了你的生存和无动画念。啊，但是呢，我们就把它以为是我们生命的目标。啊，大部分的人都是这样绕在这上面啊，为了幸福啊，为了快乐啊。什么快乐就是感官的快乐，什么幸福啊，就是那些感官有快乐就有幸福。啊，那细人我们就不讲了啊，那么它会有很多的问题对吧。</w:t>
+        <w:t>[00:29:12.980] 啊什么保护机制对吧。啊，简单来讲呢，就是说凡是对你的生存和物种繁衍能够带来帮助的那些。目标，你接触到它，你就应该感觉到快乐。相反的，如果对你的生存和物种繁衍可能带来伤害的，你接触到它，你就必须感到痛苦。所以对于感官的快乐和痛苦，它的目的就是这个用的。就为了你的生存和物种繁衍。啊，但是呢，我们就把它以为是我们生命的目标。啊，大部分的人都是这样绕在这上面啊，为了幸福啊，为了快乐啊。什么快乐就是感官的快乐，什么幸福啊，就是那些感官有快乐就有幸福。啊，那细人我们就不讲了啊，那么它会有很多的问题对吧。</w:t>
       </w:r>
     </w:p>
     <w:p>
@@ -7888,7 +7856,7 @@
         <w:rPr>
           <w:b w:val="0"/>
         </w:rPr>
-        <w:t>[00:35:17.090] 都是这个十四个家伙。啊，吃无常无秽料酒。昏沉睡眠，贪嗔痴，好以邪见我慢嫉妒强硬啊。还有恶作就恶作，就是追悔。啊，那么所有的所谓的。</w:t>
+        <w:t>[00:35:17.090] 都是这个十四个家伙。啊，痴、无惭、无愧、掉举。昏沉睡眠，贪嗔痴，好以邪见我慢嫉妒强硬啊。还有恶作就恶作，就是追悔。啊，那么所有的所谓的。</w:t>
       </w:r>
     </w:p>
     <w:p>
@@ -8007,14 +7975,6 @@
     <w:p>
       <w:r>
         <w:rPr>
-          <w:b w:val="0"/>
-        </w:rPr>
-        <w:t>[generated, not original text]</w:t>
-      </w:r>
-    </w:p>
-    <w:p>
-      <w:r>
-        <w:rPr>
           <w:b/>
           <w:color w:val="1F3864"/>
           <w:sz w:val="23"/>
@@ -8636,14 +8596,6 @@
           <w:b w:val="0"/>
         </w:rPr>
         <w:t>（以上音声文字由 fetch(type="media_id") 取回，逐字照录，未作改写。原文转写中的明显同音错字——如「究竟明德法→究竟名色法」「苦提灭道→苦集灭道」「零色法→名色法」「上心的快乐→善心的快乐」「恋柱／链资／练住／恋度→禅那／禅定／念处」等——照录原样，主持人朗读时按括注正字。）</w:t>
-      </w:r>
-    </w:p>
-    <w:p>
-      <w:r>
-        <w:rPr>
-          <w:b w:val="0"/>
-        </w:rPr>
-        <w:t>[generated, not original text]</w:t>
       </w:r>
     </w:p>
     <w:p>
